--- a/python_basic/笔记/Day 2笔记.docx
+++ b/python_basic/笔记/Day 2笔记.docx
@@ -5,30 +5,106 @@
     <w:p>
       <w:pPr>
         <w:rPr>
-          <w:rFonts w:ascii="宋体" w:hAnsi="宋体" w:eastAsia="宋体" w:cs="宋体"/>
-          <w:b/>
-          <w:bCs/>
-          <w:sz w:val="44"/>
-          <w:szCs w:val="44"/>
+          <w:rFonts w:hint="eastAsia"/>
+          <w:sz w:val="52"/>
+          <w:szCs w:val="52"/>
+          <w:lang w:val="en-US" w:eastAsia="zh-CN"/>
         </w:rPr>
       </w:pPr>
       <w:r>
         <w:rPr>
-          <w:rFonts w:ascii="宋体" w:hAnsi="宋体" w:eastAsia="宋体" w:cs="宋体"/>
-          <w:b/>
-          <w:bCs/>
-          <w:sz w:val="44"/>
-          <w:szCs w:val="44"/>
-        </w:rPr>
-        <w:t>txt /csv 文件读写 极简掌握方案</w:t>
+          <w:rFonts w:hint="eastAsia"/>
+          <w:sz w:val="52"/>
+          <w:szCs w:val="52"/>
+          <w:lang w:val="en-US" w:eastAsia="zh-CN"/>
+        </w:rPr>
+        <w:t>定义函数</w:t>
+      </w:r>
+    </w:p>
+    <w:p>
+      <w:pPr>
+        <w:rPr>
+          <w:rFonts w:hint="eastAsia"/>
+          <w:sz w:val="52"/>
+          <w:szCs w:val="52"/>
+          <w:lang w:val="en-US" w:eastAsia="zh-CN"/>
+        </w:rPr>
+      </w:pPr>
+      <w:r>
+        <w:rPr>
+          <w:rFonts w:hint="eastAsia"/>
+          <w:sz w:val="52"/>
+          <w:szCs w:val="52"/>
+          <w:lang w:val="en-US" w:eastAsia="zh-CN"/>
+        </w:rPr>
+        <w:t>def 函数名（参数）：</w:t>
+      </w:r>
+    </w:p>
+    <w:p>
+      <w:pPr>
+        <w:ind w:firstLine="1040"/>
+        <w:rPr>
+          <w:rFonts w:hint="eastAsia"/>
+          <w:sz w:val="52"/>
+          <w:szCs w:val="52"/>
+          <w:lang w:val="en-US" w:eastAsia="zh-CN"/>
+        </w:rPr>
+      </w:pPr>
+      <w:r>
+        <w:rPr>
+          <w:rFonts w:hint="eastAsia"/>
+          <w:sz w:val="52"/>
+          <w:szCs w:val="52"/>
+          <w:lang w:val="en-US" w:eastAsia="zh-CN"/>
+        </w:rPr>
+        <w:t>函数内容</w:t>
+      </w:r>
+    </w:p>
+    <w:p>
+      <w:pPr>
+        <w:ind w:firstLine="1040"/>
+        <w:rPr>
+          <w:rFonts w:hint="eastAsia"/>
+          <w:sz w:val="52"/>
+          <w:szCs w:val="52"/>
+          <w:lang w:val="en-US" w:eastAsia="zh-CN"/>
+        </w:rPr>
+      </w:pPr>
+      <w:r>
+        <w:rPr>
+          <w:rFonts w:hint="eastAsia"/>
+          <w:sz w:val="52"/>
+          <w:szCs w:val="52"/>
+          <w:lang w:val="en-US" w:eastAsia="zh-CN"/>
+        </w:rPr>
+        <w:t>return（返回值）</w:t>
+      </w:r>
+    </w:p>
+    <w:p>
+      <w:pPr>
+        <w:rPr>
+          <w:rFonts w:hint="default"/>
+          <w:sz w:val="32"/>
+          <w:szCs w:val="32"/>
+          <w:lang w:val="en-US" w:eastAsia="zh-CN"/>
+        </w:rPr>
+      </w:pPr>
+      <w:r>
+        <w:rPr>
+          <w:rFonts w:hint="eastAsia"/>
+          <w:sz w:val="32"/>
+          <w:szCs w:val="32"/>
+          <w:lang w:val="en-US" w:eastAsia="zh-CN"/>
+        </w:rPr>
+        <w:t>位置参数</w:t>
       </w:r>
     </w:p>
     <w:p>
       <w:r>
         <w:drawing>
           <wp:inline distT="0" distB="0" distL="114300" distR="114300">
-            <wp:extent cx="5272405" cy="2562225"/>
-            <wp:effectExtent l="0" t="0" r="10795" b="3175"/>
+            <wp:extent cx="5271770" cy="902970"/>
+            <wp:effectExtent l="0" t="0" r="11430" b="11430"/>
             <wp:docPr id="1" name="图片 1"/>
             <wp:cNvGraphicFramePr>
               <a:graphicFrameLocks xmlns:a="http://schemas.openxmlformats.org/drawingml/2006/main" noChangeAspect="1"/>
@@ -51,7 +127,7 @@
                   <pic:spPr>
                     <a:xfrm>
                       <a:off x="0" y="0"/>
-                      <a:ext cx="5272405" cy="2562225"/>
+                      <a:ext cx="5271770" cy="902970"/>
                     </a:xfrm>
                     <a:prstGeom prst="rect">
                       <a:avLst/>
@@ -69,11 +145,30 @@
       </w:r>
     </w:p>
     <w:p>
+      <w:pPr>
+        <w:rPr>
+          <w:rFonts w:hint="eastAsia"/>
+          <w:sz w:val="32"/>
+          <w:szCs w:val="32"/>
+          <w:lang w:val="en-US" w:eastAsia="zh-CN"/>
+        </w:rPr>
+      </w:pPr>
+      <w:r>
+        <w:rPr>
+          <w:rFonts w:hint="eastAsia"/>
+          <w:sz w:val="32"/>
+          <w:szCs w:val="32"/>
+          <w:lang w:val="en-US" w:eastAsia="zh-CN"/>
+        </w:rPr>
+        <w:t>默认参数</w:t>
+      </w:r>
+    </w:p>
+    <w:p>
       <w:r>
         <w:drawing>
           <wp:inline distT="0" distB="0" distL="114300" distR="114300">
-            <wp:extent cx="5272405" cy="3091815"/>
-            <wp:effectExtent l="0" t="0" r="10795" b="6985"/>
+            <wp:extent cx="5267325" cy="1279525"/>
+            <wp:effectExtent l="0" t="0" r="3175" b="3175"/>
             <wp:docPr id="2" name="图片 2"/>
             <wp:cNvGraphicFramePr>
               <a:graphicFrameLocks xmlns:a="http://schemas.openxmlformats.org/drawingml/2006/main" noChangeAspect="1"/>
@@ -96,7 +191,7 @@
                   <pic:spPr>
                     <a:xfrm>
                       <a:off x="0" y="0"/>
-                      <a:ext cx="5272405" cy="3091815"/>
+                      <a:ext cx="5267325" cy="1279525"/>
                     </a:xfrm>
                     <a:prstGeom prst="rect">
                       <a:avLst/>
@@ -114,11 +209,45 @@
       </w:r>
     </w:p>
     <w:p>
+      <w:pPr>
+        <w:rPr>
+          <w:rFonts w:hint="eastAsia"/>
+          <w:lang w:val="en-US" w:eastAsia="zh-CN"/>
+        </w:rPr>
+      </w:pPr>
+      <w:r>
+        <w:rPr>
+          <w:rFonts w:hint="eastAsia"/>
+          <w:lang w:val="en-US" w:eastAsia="zh-CN"/>
+        </w:rPr>
+        <w:t>n即为默认参数</w:t>
+      </w:r>
+    </w:p>
+    <w:p>
+      <w:pPr>
+        <w:rPr>
+          <w:rFonts w:hint="eastAsia"/>
+          <w:sz w:val="32"/>
+          <w:szCs w:val="32"/>
+          <w:lang w:val="en-US" w:eastAsia="zh-CN"/>
+        </w:rPr>
+      </w:pPr>
+      <w:r>
+        <w:rPr>
+          <w:rFonts w:hint="eastAsia"/>
+          <w:sz w:val="32"/>
+          <w:szCs w:val="32"/>
+          <w:lang w:val="en-US" w:eastAsia="zh-CN"/>
+        </w:rPr>
+        <w:t>可变参数</w:t>
+      </w:r>
+    </w:p>
+    <w:p>
       <w:r>
         <w:drawing>
           <wp:inline distT="0" distB="0" distL="114300" distR="114300">
-            <wp:extent cx="5269230" cy="2567305"/>
-            <wp:effectExtent l="0" t="0" r="1270" b="10795"/>
+            <wp:extent cx="5269230" cy="1016635"/>
+            <wp:effectExtent l="0" t="0" r="1270" b="12065"/>
             <wp:docPr id="3" name="图片 3"/>
             <wp:cNvGraphicFramePr>
               <a:graphicFrameLocks xmlns:a="http://schemas.openxmlformats.org/drawingml/2006/main" noChangeAspect="1"/>
@@ -141,7 +270,7 @@
                   <pic:spPr>
                     <a:xfrm>
                       <a:off x="0" y="0"/>
-                      <a:ext cx="5269230" cy="2567305"/>
+                      <a:ext cx="5269230" cy="1016635"/>
                     </a:xfrm>
                     <a:prstGeom prst="rect">
                       <a:avLst/>
@@ -159,11 +288,30 @@
       </w:r>
     </w:p>
     <w:p>
+      <w:pPr>
+        <w:rPr>
+          <w:rFonts w:hint="eastAsia"/>
+          <w:sz w:val="32"/>
+          <w:szCs w:val="32"/>
+          <w:lang w:val="en-US" w:eastAsia="zh-CN"/>
+        </w:rPr>
+      </w:pPr>
+      <w:r>
+        <w:rPr>
+          <w:rFonts w:hint="eastAsia"/>
+          <w:sz w:val="32"/>
+          <w:szCs w:val="32"/>
+          <w:lang w:val="en-US" w:eastAsia="zh-CN"/>
+        </w:rPr>
+        <w:t>关键字参数</w:t>
+      </w:r>
+    </w:p>
+    <w:p>
       <w:r>
         <w:drawing>
           <wp:inline distT="0" distB="0" distL="114300" distR="114300">
-            <wp:extent cx="5269865" cy="4688840"/>
-            <wp:effectExtent l="0" t="0" r="635" b="10160"/>
+            <wp:extent cx="5269230" cy="675005"/>
+            <wp:effectExtent l="0" t="0" r="1270" b="10795"/>
             <wp:docPr id="4" name="图片 4"/>
             <wp:cNvGraphicFramePr>
               <a:graphicFrameLocks xmlns:a="http://schemas.openxmlformats.org/drawingml/2006/main" noChangeAspect="1"/>
@@ -186,7 +334,7 @@
                   <pic:spPr>
                     <a:xfrm>
                       <a:off x="0" y="0"/>
-                      <a:ext cx="5269865" cy="4688840"/>
+                      <a:ext cx="5269230" cy="675005"/>
                     </a:xfrm>
                     <a:prstGeom prst="rect">
                       <a:avLst/>
@@ -204,6 +352,119 @@
       </w:r>
     </w:p>
     <w:p>
+      <w:pPr>
+        <w:rPr>
+          <w:rFonts w:hint="eastAsia"/>
+          <w:sz w:val="32"/>
+          <w:szCs w:val="32"/>
+          <w:lang w:val="en-US" w:eastAsia="zh-CN"/>
+        </w:rPr>
+      </w:pPr>
+      <w:r>
+        <w:rPr>
+          <w:rFonts w:hint="eastAsia"/>
+          <w:sz w:val="32"/>
+          <w:szCs w:val="32"/>
+          <w:lang w:val="en-US" w:eastAsia="zh-CN"/>
+        </w:rPr>
+        <w:t>命名关键字参数</w:t>
+      </w:r>
+    </w:p>
+    <w:p>
+      <w:r>
+        <w:drawing>
+          <wp:inline distT="0" distB="0" distL="114300" distR="114300">
+            <wp:extent cx="5268595" cy="906780"/>
+            <wp:effectExtent l="0" t="0" r="1905" b="7620"/>
+            <wp:docPr id="5" name="图片 5"/>
+            <wp:cNvGraphicFramePr>
+              <a:graphicFrameLocks xmlns:a="http://schemas.openxmlformats.org/drawingml/2006/main" noChangeAspect="1"/>
+            </wp:cNvGraphicFramePr>
+            <a:graphic xmlns:a="http://schemas.openxmlformats.org/drawingml/2006/main">
+              <a:graphicData uri="http://schemas.openxmlformats.org/drawingml/2006/picture">
+                <pic:pic xmlns:pic="http://schemas.openxmlformats.org/drawingml/2006/picture">
+                  <pic:nvPicPr>
+                    <pic:cNvPr id="5" name="图片 5"/>
+                    <pic:cNvPicPr>
+                      <a:picLocks noChangeAspect="1"/>
+                    </pic:cNvPicPr>
+                  </pic:nvPicPr>
+                  <pic:blipFill>
+                    <a:blip r:embed="rId8"/>
+                    <a:stretch>
+                      <a:fillRect/>
+                    </a:stretch>
+                  </pic:blipFill>
+                  <pic:spPr>
+                    <a:xfrm>
+                      <a:off x="0" y="0"/>
+                      <a:ext cx="5268595" cy="906780"/>
+                    </a:xfrm>
+                    <a:prstGeom prst="rect">
+                      <a:avLst/>
+                    </a:prstGeom>
+                    <a:noFill/>
+                    <a:ln>
+                      <a:noFill/>
+                    </a:ln>
+                  </pic:spPr>
+                </pic:pic>
+              </a:graphicData>
+            </a:graphic>
+          </wp:inline>
+        </w:drawing>
+      </w:r>
+    </w:p>
+    <w:p>
+      <w:pPr>
+        <w:rPr>
+          <w:rFonts w:hint="default"/>
+          <w:lang w:val="en-US" w:eastAsia="zh-CN"/>
+        </w:rPr>
+      </w:pPr>
+      <w:r>
+        <w:drawing>
+          <wp:inline distT="0" distB="0" distL="114300" distR="114300">
+            <wp:extent cx="5271770" cy="873760"/>
+            <wp:effectExtent l="0" t="0" r="11430" b="2540"/>
+            <wp:docPr id="6" name="图片 6"/>
+            <wp:cNvGraphicFramePr>
+              <a:graphicFrameLocks xmlns:a="http://schemas.openxmlformats.org/drawingml/2006/main" noChangeAspect="1"/>
+            </wp:cNvGraphicFramePr>
+            <a:graphic xmlns:a="http://schemas.openxmlformats.org/drawingml/2006/main">
+              <a:graphicData uri="http://schemas.openxmlformats.org/drawingml/2006/picture">
+                <pic:pic xmlns:pic="http://schemas.openxmlformats.org/drawingml/2006/picture">
+                  <pic:nvPicPr>
+                    <pic:cNvPr id="6" name="图片 6"/>
+                    <pic:cNvPicPr>
+                      <a:picLocks noChangeAspect="1"/>
+                    </pic:cNvPicPr>
+                  </pic:nvPicPr>
+                  <pic:blipFill>
+                    <a:blip r:embed="rId9"/>
+                    <a:stretch>
+                      <a:fillRect/>
+                    </a:stretch>
+                  </pic:blipFill>
+                  <pic:spPr>
+                    <a:xfrm>
+                      <a:off x="0" y="0"/>
+                      <a:ext cx="5271770" cy="873760"/>
+                    </a:xfrm>
+                    <a:prstGeom prst="rect">
+                      <a:avLst/>
+                    </a:prstGeom>
+                    <a:noFill/>
+                    <a:ln>
+                      <a:noFill/>
+                    </a:ln>
+                  </pic:spPr>
+                </pic:pic>
+              </a:graphicData>
+            </a:graphic>
+          </wp:inline>
+        </w:drawing>
+      </w:r>
       <w:bookmarkStart w:id="0" w:name="_GoBack"/>
       <w:bookmarkEnd w:id="0"/>
     </w:p>
@@ -493,12 +754,34 @@
       <w:lang w:val="en-US" w:eastAsia="zh-CN" w:bidi="ar-SA"/>
     </w:rPr>
   </w:style>
-  <w:style w:type="character" w:default="1" w:styleId="3">
+  <w:style w:type="paragraph" w:styleId="2">
+    <w:name w:val="heading 3"/>
+    <w:basedOn w:val="1"/>
+    <w:next w:val="1"/>
+    <w:semiHidden/>
+    <w:unhideWhenUsed/>
+    <w:qFormat/>
+    <w:uiPriority w:val="0"/>
+    <w:pPr>
+      <w:spacing w:before="0" w:beforeAutospacing="1" w:after="0" w:afterAutospacing="1"/>
+      <w:jc w:val="left"/>
+    </w:pPr>
+    <w:rPr>
+      <w:rFonts w:hint="eastAsia" w:ascii="宋体" w:hAnsi="宋体" w:eastAsia="宋体" w:cs="宋体"/>
+      <w:b/>
+      <w:bCs/>
+      <w:kern w:val="0"/>
+      <w:sz w:val="27"/>
+      <w:szCs w:val="27"/>
+      <w:lang w:val="en-US" w:eastAsia="zh-CN" w:bidi="ar"/>
+    </w:rPr>
+  </w:style>
+  <w:style w:type="character" w:default="1" w:styleId="5">
     <w:name w:val="Default Paragraph Font"/>
     <w:semiHidden/>
     <w:uiPriority w:val="0"/>
   </w:style>
-  <w:style w:type="table" w:default="1" w:styleId="2">
+  <w:style w:type="table" w:default="1" w:styleId="4">
     <w:name w:val="Normal Table"/>
     <w:semiHidden/>
     <w:qFormat/>
@@ -511,6 +794,21 @@
         <w:right w:w="108" w:type="dxa"/>
       </w:tblCellMar>
     </w:tblPr>
+  </w:style>
+  <w:style w:type="paragraph" w:styleId="3">
+    <w:name w:val="Normal (Web)"/>
+    <w:basedOn w:val="1"/>
+    <w:uiPriority w:val="0"/>
+    <w:pPr>
+      <w:spacing w:before="0" w:beforeAutospacing="1" w:after="0" w:afterAutospacing="1"/>
+      <w:ind w:left="0" w:right="0"/>
+      <w:jc w:val="left"/>
+    </w:pPr>
+    <w:rPr>
+      <w:kern w:val="0"/>
+      <w:sz w:val="24"/>
+      <w:lang w:val="en-US" w:eastAsia="zh-CN" w:bidi="ar"/>
+    </w:rPr>
   </w:style>
 </w:styles>
 </file>

--- a/python_basic/笔记/Day 2笔记.docx
+++ b/python_basic/笔记/Day 2笔记.docx
@@ -416,12 +416,6 @@
       </w:r>
     </w:p>
     <w:p>
-      <w:pPr>
-        <w:rPr>
-          <w:rFonts w:hint="default"/>
-          <w:lang w:val="en-US" w:eastAsia="zh-CN"/>
-        </w:rPr>
-      </w:pPr>
       <w:r>
         <w:drawing>
           <wp:inline distT="0" distB="0" distL="114300" distR="114300">
@@ -450,6 +444,166 @@
                     <a:xfrm>
                       <a:off x="0" y="0"/>
                       <a:ext cx="5271770" cy="873760"/>
+                    </a:xfrm>
+                    <a:prstGeom prst="rect">
+                      <a:avLst/>
+                    </a:prstGeom>
+                    <a:noFill/>
+                    <a:ln>
+                      <a:noFill/>
+                    </a:ln>
+                  </pic:spPr>
+                </pic:pic>
+              </a:graphicData>
+            </a:graphic>
+          </wp:inline>
+        </w:drawing>
+      </w:r>
+    </w:p>
+    <w:p>
+      <w:pPr>
+        <w:rPr>
+          <w:rFonts w:hint="eastAsia"/>
+          <w:sz w:val="32"/>
+          <w:szCs w:val="32"/>
+          <w:lang w:val="en-US" w:eastAsia="zh-CN"/>
+        </w:rPr>
+      </w:pPr>
+      <w:r>
+        <w:rPr>
+          <w:rFonts w:hint="eastAsia"/>
+          <w:sz w:val="32"/>
+          <w:szCs w:val="32"/>
+          <w:lang w:val="en-US" w:eastAsia="zh-CN"/>
+        </w:rPr>
+        <w:t>样本数量统计函数</w:t>
+      </w:r>
+    </w:p>
+    <w:p>
+      <w:r>
+        <w:drawing>
+          <wp:inline distT="0" distB="0" distL="114300" distR="114300">
+            <wp:extent cx="5269865" cy="3818890"/>
+            <wp:effectExtent l="0" t="0" r="635" b="3810"/>
+            <wp:docPr id="7" name="图片 1"/>
+            <wp:cNvGraphicFramePr>
+              <a:graphicFrameLocks xmlns:a="http://schemas.openxmlformats.org/drawingml/2006/main" noChangeAspect="1"/>
+            </wp:cNvGraphicFramePr>
+            <a:graphic xmlns:a="http://schemas.openxmlformats.org/drawingml/2006/main">
+              <a:graphicData uri="http://schemas.openxmlformats.org/drawingml/2006/picture">
+                <pic:pic xmlns:pic="http://schemas.openxmlformats.org/drawingml/2006/picture">
+                  <pic:nvPicPr>
+                    <pic:cNvPr id="7" name="图片 1"/>
+                    <pic:cNvPicPr>
+                      <a:picLocks noChangeAspect="1"/>
+                    </pic:cNvPicPr>
+                  </pic:nvPicPr>
+                  <pic:blipFill>
+                    <a:blip r:embed="rId10"/>
+                    <a:stretch>
+                      <a:fillRect/>
+                    </a:stretch>
+                  </pic:blipFill>
+                  <pic:spPr>
+                    <a:xfrm>
+                      <a:off x="0" y="0"/>
+                      <a:ext cx="5269865" cy="3818890"/>
+                    </a:xfrm>
+                    <a:prstGeom prst="rect">
+                      <a:avLst/>
+                    </a:prstGeom>
+                    <a:noFill/>
+                    <a:ln>
+                      <a:noFill/>
+                    </a:ln>
+                  </pic:spPr>
+                </pic:pic>
+              </a:graphicData>
+            </a:graphic>
+          </wp:inline>
+        </w:drawing>
+      </w:r>
+    </w:p>
+    <w:p>
+      <w:r>
+        <w:drawing>
+          <wp:inline distT="0" distB="0" distL="114300" distR="114300">
+            <wp:extent cx="5271770" cy="3542030"/>
+            <wp:effectExtent l="0" t="0" r="11430" b="1270"/>
+            <wp:docPr id="8" name="图片 2"/>
+            <wp:cNvGraphicFramePr>
+              <a:graphicFrameLocks xmlns:a="http://schemas.openxmlformats.org/drawingml/2006/main" noChangeAspect="1"/>
+            </wp:cNvGraphicFramePr>
+            <a:graphic xmlns:a="http://schemas.openxmlformats.org/drawingml/2006/main">
+              <a:graphicData uri="http://schemas.openxmlformats.org/drawingml/2006/picture">
+                <pic:pic xmlns:pic="http://schemas.openxmlformats.org/drawingml/2006/picture">
+                  <pic:nvPicPr>
+                    <pic:cNvPr id="8" name="图片 2"/>
+                    <pic:cNvPicPr>
+                      <a:picLocks noChangeAspect="1"/>
+                    </pic:cNvPicPr>
+                  </pic:nvPicPr>
+                  <pic:blipFill>
+                    <a:blip r:embed="rId11"/>
+                    <a:stretch>
+                      <a:fillRect/>
+                    </a:stretch>
+                  </pic:blipFill>
+                  <pic:spPr>
+                    <a:xfrm>
+                      <a:off x="0" y="0"/>
+                      <a:ext cx="5271770" cy="3542030"/>
+                    </a:xfrm>
+                    <a:prstGeom prst="rect">
+                      <a:avLst/>
+                    </a:prstGeom>
+                    <a:noFill/>
+                    <a:ln>
+                      <a:noFill/>
+                    </a:ln>
+                  </pic:spPr>
+                </pic:pic>
+              </a:graphicData>
+            </a:graphic>
+          </wp:inline>
+        </w:drawing>
+      </w:r>
+    </w:p>
+    <w:p>
+      <w:pPr>
+        <w:rPr>
+          <w:rFonts w:hint="eastAsia"/>
+          <w:lang w:val="en-US" w:eastAsia="zh-CN"/>
+        </w:rPr>
+      </w:pPr>
+      <w:r>
+        <w:drawing>
+          <wp:inline distT="0" distB="0" distL="114300" distR="114300">
+            <wp:extent cx="5269230" cy="4877435"/>
+            <wp:effectExtent l="0" t="0" r="1270" b="12065"/>
+            <wp:docPr id="9" name="图片 3"/>
+            <wp:cNvGraphicFramePr>
+              <a:graphicFrameLocks xmlns:a="http://schemas.openxmlformats.org/drawingml/2006/main" noChangeAspect="1"/>
+            </wp:cNvGraphicFramePr>
+            <a:graphic xmlns:a="http://schemas.openxmlformats.org/drawingml/2006/main">
+              <a:graphicData uri="http://schemas.openxmlformats.org/drawingml/2006/picture">
+                <pic:pic xmlns:pic="http://schemas.openxmlformats.org/drawingml/2006/picture">
+                  <pic:nvPicPr>
+                    <pic:cNvPr id="9" name="图片 3"/>
+                    <pic:cNvPicPr>
+                      <a:picLocks noChangeAspect="1"/>
+                    </pic:cNvPicPr>
+                  </pic:nvPicPr>
+                  <pic:blipFill>
+                    <a:blip r:embed="rId12"/>
+                    <a:stretch>
+                      <a:fillRect/>
+                    </a:stretch>
+                  </pic:blipFill>
+                  <pic:spPr>
+                    <a:xfrm>
+                      <a:off x="0" y="0"/>
+                      <a:ext cx="5269230" cy="4877435"/>
                     </a:xfrm>
                     <a:prstGeom prst="rect">
                       <a:avLst/>
@@ -581,7 +735,7 @@
     <w:lsdException w:unhideWhenUsed="0" w:uiPriority="0" w:semiHidden="0" w:name="Document Map"/>
     <w:lsdException w:unhideWhenUsed="0" w:uiPriority="0" w:semiHidden="0" w:name="Plain Text"/>
     <w:lsdException w:unhideWhenUsed="0" w:uiPriority="0" w:semiHidden="0" w:name="E-mail Signature"/>
-    <w:lsdException w:unhideWhenUsed="0" w:uiPriority="0" w:semiHidden="0" w:name="Normal (Web)"/>
+    <w:lsdException w:qFormat="1" w:unhideWhenUsed="0" w:uiPriority="0" w:semiHidden="0" w:name="Normal (Web)"/>
     <w:lsdException w:unhideWhenUsed="0" w:uiPriority="0" w:semiHidden="0" w:name="HTML Acronym"/>
     <w:lsdException w:unhideWhenUsed="0" w:uiPriority="0" w:semiHidden="0" w:name="HTML Address"/>
     <w:lsdException w:unhideWhenUsed="0" w:uiPriority="0" w:semiHidden="0" w:name="HTML Cite"/>
@@ -798,6 +952,7 @@
   <w:style w:type="paragraph" w:styleId="3">
     <w:name w:val="Normal (Web)"/>
     <w:basedOn w:val="1"/>
+    <w:qFormat/>
     <w:uiPriority w:val="0"/>
     <w:pPr>
       <w:spacing w:before="0" w:beforeAutospacing="1" w:after="0" w:afterAutospacing="1"/>

--- a/python_basic/笔记/Day 2笔记.docx
+++ b/python_basic/笔记/Day 2笔记.docx
@@ -568,6 +568,8 @@
           </wp:inline>
         </w:drawing>
       </w:r>
+      <w:bookmarkStart w:id="0" w:name="_GoBack"/>
+      <w:bookmarkEnd w:id="0"/>
     </w:p>
     <w:p>
       <w:pPr>
@@ -619,8 +621,6 @@
           </wp:inline>
         </w:drawing>
       </w:r>
-      <w:bookmarkStart w:id="0" w:name="_GoBack"/>
-      <w:bookmarkEnd w:id="0"/>
     </w:p>
     <w:sectPr>
       <w:pgSz w:w="11906" w:h="16838"/>
